--- a/deliverables/video-3-slides/script/Video-3-Unscript-Working-Sheet_v1.1_Temidayo_Afonja.docx
+++ b/deliverables/video-3-slides/script/Video-3-Unscript-Working-Sheet_v1.1_Temidayo_Afonja.docx
@@ -22,7 +22,7 @@
           <w:color w:val="0F2346"/>
           <w:sz w:val="30"/>
         </w:rPr>
-        <w:t>Before You Quit Your Job, Check These 3 Things</w:t>
+        <w:t>3 Things to Do Before Quitting Your Job</w:t>
       </w:r>
     </w:p>
     <w:p>
@@ -52,6 +52,77 @@
           <w:sz w:val="22"/>
         </w:rPr>
         <w:t>Revision: v1.1, Wednesday, August 19, 2026, America/Chicago</w:t>
+      </w:r>
+    </w:p>
+    <w:p>
+      <w:pPr>
+        <w:spacing w:before="360" w:after="80"/>
+      </w:pPr>
+      <w:r>
+        <w:rPr>
+          <w:b/>
+          <w:color w:val="A88628"/>
+          <w:sz w:val="22"/>
+        </w:rPr>
+        <w:t>VIEWER TRANSFORMATION</w:t>
+      </w:r>
+    </w:p>
+    <w:p>
+      <w:pPr>
+        <w:spacing w:after="160"/>
+      </w:pPr>
+      <w:r>
+        <w:rPr>
+          <w:i/>
+          <w:color w:val="5A6B82"/>
+          <w:sz w:val="20"/>
+        </w:rPr>
+        <w:t>Read this before anything else.</w:t>
+      </w:r>
+    </w:p>
+    <w:p>
+      <w:r>
+        <w:rPr>
+          <w:b w:val="0"/>
+          <w:sz w:val="22"/>
+        </w:rPr>
+        <w:t>By the end, the viewer knows:</w:t>
+      </w:r>
+    </w:p>
+    <w:p>
+      <w:pPr>
+        <w:pStyle w:val="ListBullet"/>
+        <w:spacing w:after="80"/>
+      </w:pPr>
+      <w:r>
+        <w:t>What evidence to preserve before access changes.</w:t>
+      </w:r>
+    </w:p>
+    <w:p>
+      <w:pPr>
+        <w:pStyle w:val="ListBullet"/>
+        <w:spacing w:after="80"/>
+      </w:pPr>
+      <w:r>
+        <w:t>How to name what the work actually built in them.</w:t>
+      </w:r>
+    </w:p>
+    <w:p>
+      <w:pPr>
+        <w:pStyle w:val="ListBullet"/>
+        <w:spacing w:after="80"/>
+      </w:pPr>
+      <w:r>
+        <w:t>How to test whether the next move uses something already proven while requiring genuinely new growth.</w:t>
+      </w:r>
+    </w:p>
+    <w:p>
+      <w:pPr>
+        <w:pStyle w:val="ListBullet"/>
+        <w:spacing w:after="80"/>
+      </w:pPr>
+      <w:r>
+        <w:t>How to read whether the evidence points toward leaving, repositioning inside, or building a bridge first.</w:t>
       </w:r>
     </w:p>
     <w:p>
@@ -134,7 +205,7 @@
               <w:rPr>
                 <w:sz w:val="20"/>
               </w:rPr>
-              <w:t>Before You Quit Your Job, Check These 3 Things</w:t>
+              <w:t>3 Things to Do Before Quitting Your Job (approved, TubeBuddy comparison)</w:t>
             </w:r>
           </w:p>
         </w:tc>
@@ -164,7 +235,7 @@
               <w:rPr>
                 <w:sz w:val="20"/>
               </w:rPr>
-              <w:t>Before You Quit Your Job, Check These 3 Things</w:t>
+              <w:t>3 Things to Do Before Quitting Your Job</w:t>
             </w:r>
           </w:p>
         </w:tc>
@@ -393,28 +464,6 @@
       </w:pPr>
       <w:r>
         <w:t>PAUSE AND SHOW: let the section slides and the evidence slides carry the screen.</w:t>
-      </w:r>
-    </w:p>
-    <w:p>
-      <w:pPr>
-        <w:spacing w:before="360" w:after="80"/>
-      </w:pPr>
-      <w:r>
-        <w:rPr>
-          <w:b/>
-          <w:color w:val="A88628"/>
-          <w:sz w:val="22"/>
-        </w:rPr>
-        <w:t>THE VIEWER TRANSFORMATION</w:t>
-      </w:r>
-    </w:p>
-    <w:p>
-      <w:r>
-        <w:rPr>
-          <w:b w:val="0"/>
-          <w:sz w:val="22"/>
-        </w:rPr>
-        <w:t>By the end, the viewer knows what career evidence to preserve before access changes, how to name what the work actually built, and how to test whether the next move uses something already proven while requiring something genuinely new.</w:t>
       </w:r>
     </w:p>
     <w:p>
@@ -1076,7 +1125,7 @@
           <w:color w:val="0F2346"/>
           <w:sz w:val="40"/>
         </w:rPr>
-        <w:t>01  OPENING RECOGNITION AND PROMISE          0:00-0:50</w:t>
+        <w:t>01  OPENING          0:00-0:50</w:t>
       </w:r>
     </w:p>
     <w:p>
@@ -1102,7 +1151,7 @@
           <w:color w:val="5A6B82"/>
           <w:sz w:val="20"/>
         </w:rPr>
-        <w:t>Start on your face. The title slide arrives after the payoff.</w:t>
+        <w:t>Begin full-screen on Temidayo. The title slide arrives after the payoff.</w:t>
       </w:r>
     </w:p>
     <w:p>
@@ -1111,7 +1160,7 @@
           <w:b w:val="0"/>
           <w:sz w:val="22"/>
         </w:rPr>
-        <w:t>If you are seriously thinking about resigning, this video is not going to talk you out of it. It is going to help you do three things before you go, so the decision you make rests on evidence rather than on how the last few months have felt. Because once you leave, access changes. Records, systems and the people who can confirm your work all become harder to reach. By the end of this video, you will know what to preserve before that happens, how to name what your work actually built, and how to test whether the next move uses something you have already proved while requiring you to build something genuinely new.</w:t>
+        <w:t>If you are seriously thinking about quitting your job, there are three things I want you to check before you go.</w:t>
       </w:r>
     </w:p>
     <w:p>
@@ -1120,7 +1169,52 @@
           <w:b w:val="0"/>
           <w:sz w:val="22"/>
         </w:rPr>
-        <w:t>I am Temidayo Afonja. On this channel, I help experienced professionals make clearer career decisions by looking at what their work is actually building in them.</w:t>
+        <w:t>I am not going to try to talk you into staying.</w:t>
+      </w:r>
+    </w:p>
+    <w:p>
+      <w:r>
+        <w:rPr>
+          <w:b w:val="0"/>
+          <w:sz w:val="22"/>
+        </w:rPr>
+        <w:t>I want to help you leave, if leaving is the right decision, with a clear record of what this work built in you and a better read on what the next move needs to do.</w:t>
+      </w:r>
+    </w:p>
+    <w:p>
+      <w:r>
+        <w:rPr>
+          <w:b w:val="0"/>
+          <w:sz w:val="22"/>
+        </w:rPr>
+        <w:t>Because once you leave, access changes.</w:t>
+      </w:r>
+    </w:p>
+    <w:p>
+      <w:r>
+        <w:rPr>
+          <w:b w:val="0"/>
+          <w:sz w:val="22"/>
+        </w:rPr>
+        <w:t>Records become harder to reach. Systems close. People who saw the work move on to other priorities. And something that feels obvious while you are still inside the role can become surprisingly difficult to reconstruct six months later.</w:t>
+      </w:r>
+    </w:p>
+    <w:p>
+      <w:r>
+        <w:rPr>
+          <w:b w:val="0"/>
+          <w:sz w:val="22"/>
+        </w:rPr>
+        <w:t>By the end of this video, you will know what evidence to preserve, how to name what the work actually built in you, and how to test whether the next move uses something you have already proved while requiring you to build something genuinely new.</w:t>
+      </w:r>
+    </w:p>
+    <w:p>
+      <w:r>
+        <w:rPr>
+          <w:b w:val="0"/>
+          <w:sz w:val="22"/>
+        </w:rPr>
+        <w:t>I'm Temidayo Afonja. On this channel, I help experienced professionals make clearer career decisions by looking at what their work is actually building in them.</w:t>
       </w:r>
     </w:p>
     <w:p>
@@ -1142,7 +1236,7 @@
         <w:spacing w:after="80"/>
       </w:pPr>
       <w:r>
-        <w:t>Do not open by arguing against leaving. The viewer has usually already been thinking about this for months.</w:t>
+        <w:t>Do not open with a welcome, a greeting or any creator-style intro.</w:t>
       </w:r>
     </w:p>
     <w:p>
@@ -1151,7 +1245,7 @@
         <w:spacing w:after="80"/>
       </w:pPr>
       <w:r>
-        <w:t>Do not make the opening alarmist.</w:t>
+        <w:t>Do not argue against leaving. The viewer has usually been thinking about this for months.</w:t>
       </w:r>
     </w:p>
     <w:p>
@@ -1786,7 +1880,7 @@
           <w:b w:val="0"/>
           <w:sz w:val="22"/>
         </w:rPr>
-        <w:t>A resume bullet is not automatically portable evidence. It tells someone what you were assigned. It does not tell them what you can do.</w:t>
+        <w:t>A resume bullet can tell another employer what happened. It does not automatically tell them what you became able to do.</w:t>
       </w:r>
     </w:p>
     <w:tbl>
@@ -2148,7 +2242,7 @@
         <w:spacing w:after="80"/>
       </w:pPr>
       <w:r>
-        <w:t>A move that simply repeats the same work at another employer may change the scenery without changing the position.</w:t>
+        <w:t>A move that repeats the same work at another employer may change the setting without materially changing what the career is building.</w:t>
       </w:r>
     </w:p>
     <w:p>
@@ -2387,7 +2481,16 @@
           <w:b w:val="0"/>
           <w:sz w:val="22"/>
         </w:rPr>
-        <w:t>If the safety boundary applies to someone watching, repeat it briefly here. A harmful situation does not need a bridge plan.</w:t>
+        <w:t>If the safety boundary applies to someone watching, repeat it briefly here.</w:t>
+      </w:r>
+    </w:p>
+    <w:p>
+      <w:r>
+        <w:rPr>
+          <w:b/>
+          <w:sz w:val="22"/>
+        </w:rPr>
+        <w:t>Exact line: A harmful situation does not need a bridge plan.</w:t>
       </w:r>
     </w:p>
     <w:p>
@@ -2674,7 +2777,7 @@
               <w:rPr>
                 <w:sz w:val="20"/>
               </w:rPr>
-              <w:t>Before You Quit Your Job, Check These 3 Things</w:t>
+              <w:t>3 Things to Do Before Quitting Your Job</w:t>
             </w:r>
           </w:p>
         </w:tc>
@@ -3530,7 +3633,7 @@
         <w:spacing w:after="80"/>
       </w:pPr>
       <w:r>
-        <w:t>TITLE: Before You Quit Your Job, Check These 3 Things</w:t>
+        <w:t>TITLE: 3 Things to Do Before Quitting Your Job</w:t>
       </w:r>
     </w:p>
     <w:p>
